--- a/klagomål/A 7819-2019 FSC-klagomål.docx
+++ b/klagomål/A 7819-2019 FSC-klagomål.docx
@@ -12,7 +12,7 @@
     </w:p>
     <w:p>
       <w:r>
-        <w:t>Detta dokument behandlar höga naturvärden i avverkningsamälan A 7819-2019 i Storumans kommun. Denna avverkningsanmälan inkom 2019-02-04 och omfattar 17,6 ha.</w:t>
+        <w:t>Detta dokument behandlar höga naturvärden i avverkningsanmälan A 7819-2019 i Storumans kommun. Denna avverkningsanmälan inkom 2019-02-04 och omfattar 17,6 ha.</w:t>
       </w:r>
     </w:p>
     <w:p>
@@ -718,7 +718,7 @@
     <w:r>
       <w:tab/>
       <w:tab/>
-      <w:t>2023-11-28</w:t>
+      <w:t>2023-11-29</w:t>
       <w:br/>
       <w:br/>
     </w:r>

--- a/klagomål/A 7819-2019 FSC-klagomål.docx
+++ b/klagomål/A 7819-2019 FSC-klagomål.docx
@@ -718,7 +718,7 @@
     <w:r>
       <w:tab/>
       <w:tab/>
-      <w:t>2023-11-29</w:t>
+      <w:t>2023-11-30</w:t>
       <w:br/>
       <w:br/>
     </w:r>

--- a/klagomål/A 7819-2019 FSC-klagomål.docx
+++ b/klagomål/A 7819-2019 FSC-klagomål.docx
@@ -718,7 +718,7 @@
     <w:r>
       <w:tab/>
       <w:tab/>
-      <w:t>2023-11-30</w:t>
+      <w:t>2023-12-01</w:t>
       <w:br/>
       <w:br/>
     </w:r>

--- a/klagomål/A 7819-2019 FSC-klagomål.docx
+++ b/klagomål/A 7819-2019 FSC-klagomål.docx
@@ -718,7 +718,7 @@
     <w:r>
       <w:tab/>
       <w:tab/>
-      <w:t>2023-12-01</w:t>
+      <w:t>2023-12-02</w:t>
       <w:br/>
       <w:br/>
     </w:r>

--- a/klagomål/A 7819-2019 FSC-klagomål.docx
+++ b/klagomål/A 7819-2019 FSC-klagomål.docx
@@ -718,7 +718,7 @@
     <w:r>
       <w:tab/>
       <w:tab/>
-      <w:t>2023-12-02</w:t>
+      <w:t>2023-12-03</w:t>
       <w:br/>
       <w:br/>
     </w:r>

--- a/klagomål/A 7819-2019 FSC-klagomål.docx
+++ b/klagomål/A 7819-2019 FSC-klagomål.docx
@@ -718,7 +718,7 @@
     <w:r>
       <w:tab/>
       <w:tab/>
-      <w:t>2023-12-03</w:t>
+      <w:t>2023-12-04</w:t>
       <w:br/>
       <w:br/>
     </w:r>

--- a/klagomål/A 7819-2019 FSC-klagomål.docx
+++ b/klagomål/A 7819-2019 FSC-klagomål.docx
@@ -718,7 +718,7 @@
     <w:r>
       <w:tab/>
       <w:tab/>
-      <w:t>2023-12-04</w:t>
+      <w:t>2023-12-05</w:t>
       <w:br/>
       <w:br/>
     </w:r>

--- a/klagomål/A 7819-2019 FSC-klagomål.docx
+++ b/klagomål/A 7819-2019 FSC-klagomål.docx
@@ -718,7 +718,7 @@
     <w:r>
       <w:tab/>
       <w:tab/>
-      <w:t>2023-12-05</w:t>
+      <w:t>2023-12-06</w:t>
       <w:br/>
       <w:br/>
     </w:r>

--- a/klagomål/A 7819-2019 FSC-klagomål.docx
+++ b/klagomål/A 7819-2019 FSC-klagomål.docx
@@ -718,7 +718,7 @@
     <w:r>
       <w:tab/>
       <w:tab/>
-      <w:t>2023-12-06</w:t>
+      <w:t>2023-12-07</w:t>
       <w:br/>
       <w:br/>
     </w:r>

--- a/klagomål/A 7819-2019 FSC-klagomål.docx
+++ b/klagomål/A 7819-2019 FSC-klagomål.docx
@@ -718,7 +718,7 @@
     <w:r>
       <w:tab/>
       <w:tab/>
-      <w:t>2023-12-07</w:t>
+      <w:t>2023-12-08</w:t>
       <w:br/>
       <w:br/>
     </w:r>

--- a/klagomål/A 7819-2019 FSC-klagomål.docx
+++ b/klagomål/A 7819-2019 FSC-klagomål.docx
@@ -718,7 +718,7 @@
     <w:r>
       <w:tab/>
       <w:tab/>
-      <w:t>2023-12-08</w:t>
+      <w:t>2023-12-09</w:t>
       <w:br/>
       <w:br/>
     </w:r>

--- a/klagomål/A 7819-2019 FSC-klagomål.docx
+++ b/klagomål/A 7819-2019 FSC-klagomål.docx
@@ -718,7 +718,7 @@
     <w:r>
       <w:tab/>
       <w:tab/>
-      <w:t>2023-12-09</w:t>
+      <w:t>2023-12-10</w:t>
       <w:br/>
       <w:br/>
     </w:r>

--- a/klagomål/A 7819-2019 FSC-klagomål.docx
+++ b/klagomål/A 7819-2019 FSC-klagomål.docx
@@ -718,7 +718,7 @@
     <w:r>
       <w:tab/>
       <w:tab/>
-      <w:t>2023-12-10</w:t>
+      <w:t>2023-12-11</w:t>
       <w:br/>
       <w:br/>
     </w:r>

--- a/klagomål/A 7819-2019 FSC-klagomål.docx
+++ b/klagomål/A 7819-2019 FSC-klagomål.docx
@@ -718,7 +718,7 @@
     <w:r>
       <w:tab/>
       <w:tab/>
-      <w:t>2023-12-11</w:t>
+      <w:t>2023-12-12</w:t>
       <w:br/>
       <w:br/>
     </w:r>

--- a/klagomål/A 7819-2019 FSC-klagomål.docx
+++ b/klagomål/A 7819-2019 FSC-klagomål.docx
@@ -718,7 +718,7 @@
     <w:r>
       <w:tab/>
       <w:tab/>
-      <w:t>2023-12-12</w:t>
+      <w:t>2023-12-13</w:t>
       <w:br/>
       <w:br/>
     </w:r>

--- a/klagomål/A 7819-2019 FSC-klagomål.docx
+++ b/klagomål/A 7819-2019 FSC-klagomål.docx
@@ -718,7 +718,7 @@
     <w:r>
       <w:tab/>
       <w:tab/>
-      <w:t>2023-12-13</w:t>
+      <w:t>2023-12-14</w:t>
       <w:br/>
       <w:br/>
     </w:r>

--- a/klagomål/A 7819-2019 FSC-klagomål.docx
+++ b/klagomål/A 7819-2019 FSC-klagomål.docx
@@ -718,7 +718,7 @@
     <w:r>
       <w:tab/>
       <w:tab/>
-      <w:t>2023-12-14</w:t>
+      <w:t>2023-12-15</w:t>
       <w:br/>
       <w:br/>
     </w:r>

--- a/klagomål/A 7819-2019 FSC-klagomål.docx
+++ b/klagomål/A 7819-2019 FSC-klagomål.docx
@@ -718,7 +718,7 @@
     <w:r>
       <w:tab/>
       <w:tab/>
-      <w:t>2023-12-15</w:t>
+      <w:t>2023-12-16</w:t>
       <w:br/>
       <w:br/>
     </w:r>

--- a/klagomål/A 7819-2019 FSC-klagomål.docx
+++ b/klagomål/A 7819-2019 FSC-klagomål.docx
@@ -718,7 +718,7 @@
     <w:r>
       <w:tab/>
       <w:tab/>
-      <w:t>2023-12-16</w:t>
+      <w:t>2023-12-17</w:t>
       <w:br/>
       <w:br/>
     </w:r>

--- a/klagomål/A 7819-2019 FSC-klagomål.docx
+++ b/klagomål/A 7819-2019 FSC-klagomål.docx
@@ -718,7 +718,7 @@
     <w:r>
       <w:tab/>
       <w:tab/>
-      <w:t>2023-12-17</w:t>
+      <w:t>2023-12-19</w:t>
       <w:br/>
       <w:br/>
     </w:r>

--- a/klagomål/A 7819-2019 FSC-klagomål.docx
+++ b/klagomål/A 7819-2019 FSC-klagomål.docx
@@ -718,7 +718,7 @@
     <w:r>
       <w:tab/>
       <w:tab/>
-      <w:t>2023-12-19</w:t>
+      <w:t>2023-12-20</w:t>
       <w:br/>
       <w:br/>
     </w:r>

--- a/klagomål/A 7819-2019 FSC-klagomål.docx
+++ b/klagomål/A 7819-2019 FSC-klagomål.docx
@@ -718,7 +718,7 @@
     <w:r>
       <w:tab/>
       <w:tab/>
-      <w:t>2023-12-20</w:t>
+      <w:t>2023-12-21</w:t>
       <w:br/>
       <w:br/>
     </w:r>

--- a/klagomål/A 7819-2019 FSC-klagomål.docx
+++ b/klagomål/A 7819-2019 FSC-klagomål.docx
@@ -718,7 +718,7 @@
     <w:r>
       <w:tab/>
       <w:tab/>
-      <w:t>2023-12-21</w:t>
+      <w:t>2023-12-22</w:t>
       <w:br/>
       <w:br/>
     </w:r>

--- a/klagomål/A 7819-2019 FSC-klagomål.docx
+++ b/klagomål/A 7819-2019 FSC-klagomål.docx
@@ -718,7 +718,7 @@
     <w:r>
       <w:tab/>
       <w:tab/>
-      <w:t>2023-12-22</w:t>
+      <w:t>2023-12-23</w:t>
       <w:br/>
       <w:br/>
     </w:r>

--- a/klagomål/A 7819-2019 FSC-klagomål.docx
+++ b/klagomål/A 7819-2019 FSC-klagomål.docx
@@ -718,7 +718,7 @@
     <w:r>
       <w:tab/>
       <w:tab/>
-      <w:t>2023-12-23</w:t>
+      <w:t>2023-12-27</w:t>
       <w:br/>
       <w:br/>
     </w:r>

--- a/klagomål/A 7819-2019 FSC-klagomål.docx
+++ b/klagomål/A 7819-2019 FSC-klagomål.docx
@@ -718,7 +718,7 @@
     <w:r>
       <w:tab/>
       <w:tab/>
-      <w:t>2023-12-27</w:t>
+      <w:t>2023-12-30</w:t>
       <w:br/>
       <w:br/>
     </w:r>

--- a/klagomål/A 7819-2019 FSC-klagomål.docx
+++ b/klagomål/A 7819-2019 FSC-klagomål.docx
@@ -718,7 +718,7 @@
     <w:r>
       <w:tab/>
       <w:tab/>
-      <w:t>2023-12-30</w:t>
+      <w:t>2023-12-31</w:t>
       <w:br/>
       <w:br/>
     </w:r>

--- a/klagomål/A 7819-2019 FSC-klagomål.docx
+++ b/klagomål/A 7819-2019 FSC-klagomål.docx
@@ -718,7 +718,7 @@
     <w:r>
       <w:tab/>
       <w:tab/>
-      <w:t>2023-12-31</w:t>
+      <w:t>2024-01-01</w:t>
       <w:br/>
       <w:br/>
     </w:r>

--- a/klagomål/A 7819-2019 FSC-klagomål.docx
+++ b/klagomål/A 7819-2019 FSC-klagomål.docx
@@ -718,7 +718,7 @@
     <w:r>
       <w:tab/>
       <w:tab/>
-      <w:t>2024-01-01</w:t>
+      <w:t>2024-01-02</w:t>
       <w:br/>
       <w:br/>
     </w:r>

--- a/klagomål/A 7819-2019 FSC-klagomål.docx
+++ b/klagomål/A 7819-2019 FSC-klagomål.docx
@@ -718,7 +718,7 @@
     <w:r>
       <w:tab/>
       <w:tab/>
-      <w:t>2024-01-02</w:t>
+      <w:t>2024-01-03</w:t>
       <w:br/>
       <w:br/>
     </w:r>

--- a/klagomål/A 7819-2019 FSC-klagomål.docx
+++ b/klagomål/A 7819-2019 FSC-klagomål.docx
@@ -718,7 +718,7 @@
     <w:r>
       <w:tab/>
       <w:tab/>
-      <w:t>2024-02-15</w:t>
+      <w:t>2024-02-16</w:t>
       <w:br/>
       <w:br/>
     </w:r>

--- a/klagomål/A 7819-2019 FSC-klagomål.docx
+++ b/klagomål/A 7819-2019 FSC-klagomål.docx
@@ -718,7 +718,7 @@
     <w:r>
       <w:tab/>
       <w:tab/>
-      <w:t>2024-02-16</w:t>
+      <w:t>2024-02-19</w:t>
       <w:br/>
       <w:br/>
     </w:r>

--- a/klagomål/A 7819-2019 FSC-klagomål.docx
+++ b/klagomål/A 7819-2019 FSC-klagomål.docx
@@ -718,7 +718,7 @@
     <w:r>
       <w:tab/>
       <w:tab/>
-      <w:t>2024-02-19</w:t>
+      <w:t>2024-02-21</w:t>
       <w:br/>
       <w:br/>
     </w:r>

--- a/klagomål/A 7819-2019 FSC-klagomål.docx
+++ b/klagomål/A 7819-2019 FSC-klagomål.docx
@@ -718,7 +718,7 @@
     <w:r>
       <w:tab/>
       <w:tab/>
-      <w:t>2024-02-21</w:t>
+      <w:t>2024-02-22</w:t>
       <w:br/>
       <w:br/>
     </w:r>

--- a/klagomål/A 7819-2019 FSC-klagomål.docx
+++ b/klagomål/A 7819-2019 FSC-klagomål.docx
@@ -718,7 +718,7 @@
     <w:r>
       <w:tab/>
       <w:tab/>
-      <w:t>2024-02-22</w:t>
+      <w:t>2024-02-23</w:t>
       <w:br/>
       <w:br/>
     </w:r>

--- a/klagomål/A 7819-2019 FSC-klagomål.docx
+++ b/klagomål/A 7819-2019 FSC-klagomål.docx
@@ -102,13 +102,9 @@
       <w:r>
         <w:t>Följande fridlysta arter har sina livsmiljöer och växtplatser i den avverkningsanmälda skogen: tretåig hackspett (NT, §4).</w:t>
       </w:r>
-      <w:r>
-        <w:t xml:space="preserve"> I BILAGA 1 finns information om ekologi samt krav på livsmiljö hos fridlysta arter.</w:t>
-      </w:r>
     </w:p>
     <w:p>
       <w:r>
-        <w:br/>
         <w:t xml:space="preserve">Observera att medlemsländerna är skyldiga att agera i enlighet med EU:s fågeldirektiv där det uttryckligen står att direktivet gäller för fåglar samt för deras ägg, bon och </w:t>
       </w:r>
       <w:r>
@@ -119,6 +115,22 @@
       </w:r>
       <w:r>
         <w:t>(artikel 1). Vidare att de åtgärder som vidtas inte får leda till en försämring av den nuvarande situationen beträffande bevarandet av de fågelarter som avses i artikel 1 (artikel 13). Fågeldirektivet är styrande för tillsynsansvariga myndigheters ärendehantering, ställningstaganden och beslutsfattande.</w:t>
+      </w:r>
+    </w:p>
+    <w:p>
+      <w:r>
+        <w:rPr>
+          <w:b/>
+        </w:rPr>
+        <w:t>Tretåig hackspett (NT, §4)</w:t>
+      </w:r>
+      <w:r>
+        <w:t xml:space="preserve"> är rödlistad som nära hotad och ingår i bilaga 1 i EU:s fågeldirektiv. Tretåig hackspett är för sin överlevnad beroende av kontinuerlig tillförsel av äldre döende och död ved, som sker genom naturliga självgallringsprocesser i äldre grannaturskogar och barrblandade naturskogar. Om en skog genom skogsbruk gallras eller glesas ur så upphör och uteblir i stort sett den naturliga självgallringsprocessen för mycket lång tid framöver vilket omöjliggör upprätthållandet av den kontinuerliga ekologiska funktionen i ett område. Det finns studier som visar att naturskogens självgallringsprocess som den tretåiga hackspetten är beroende av, inte kan ersättas med efterlämnad hänsyn i skogsbruket (Imbeau &amp; Desrochers, 2002). Storleken på häckningsreviret varierar med skogstypen, förekomsten av död ved och graden av fragmentering, men är i allmänhet i storleksordningen 25–100 hektar. Vintertid krävs ofta betydligt större områden och det finns studier som antyder att arten behöver minst 100 hektar äldre skog. I områden med låg bonitet kan det behövas över 200 hektar lämpligt habitat för att ett par ska kunna reproducera sig (Skogsstyrelsen, 2016).</w:t>
+      </w:r>
+    </w:p>
+    <w:p>
+      <w:r>
+        <w:t>I BILAGA 1 finns mer detaljerad information om ekologi samt krav på livsmiljö hos fridlysta arter.</w:t>
       </w:r>
     </w:p>
     <w:p>
@@ -718,7 +730,7 @@
     <w:r>
       <w:tab/>
       <w:tab/>
-      <w:t>2024-02-23</w:t>
+      <w:t>2024-02-24</w:t>
       <w:br/>
       <w:br/>
     </w:r>

--- a/klagomål/A 7819-2019 FSC-klagomål.docx
+++ b/klagomål/A 7819-2019 FSC-klagomål.docx
@@ -730,7 +730,7 @@
     <w:r>
       <w:tab/>
       <w:tab/>
-      <w:t>2024-02-24</w:t>
+      <w:t>2024-02-25</w:t>
       <w:br/>
       <w:br/>
     </w:r>

--- a/klagomål/A 7819-2019 FSC-klagomål.docx
+++ b/klagomål/A 7819-2019 FSC-klagomål.docx
@@ -7,7 +7,7 @@
         <w:pStyle w:val="Title"/>
       </w:pPr>
       <w:r>
-        <w:t>FSC- /PEFC-klagomål - information om höga naturvärden och fridlysta arter i avverkningsanmälan A 7819-2019 i Storumans kommun</w:t>
+        <w:t>Inledande FSC- /PEFC-klagomål - information om höga naturvärden och fridlysta arter i avverkningsanmälan A 7819-2019 i Storumans kommun</w:t>
       </w:r>
     </w:p>
     <w:p>
@@ -40,7 +40,7 @@
     </w:p>
     <w:p>
       <w:r>
-        <w:t>De påträffade naturvårdsarterna är ett tydligt kvitto på att detta rör sig om en skog med mycket höga naturvärden. I Figur 1 visas en karta över det avverkningsanmälda området, där samtliga fyndplatser för naturvårdsarter som finns registrerade på Artportalen har markerats.</w:t>
+        <w:t>De påträffade naturvårdsarterna är ett tydligt kvitto på att detta rör sig om en skog med höga naturvärden. I Figur 1 visas en karta över det avverkningsanmälda området, där samtliga fyndplatser för naturvårdsarter som finns registrerade på Artportalen har markerats.</w:t>
       </w:r>
     </w:p>
     <w:p>
@@ -730,7 +730,7 @@
     <w:r>
       <w:tab/>
       <w:tab/>
-      <w:t>2024-02-25</w:t>
+      <w:t>2024-02-26</w:t>
       <w:br/>
       <w:br/>
     </w:r>

--- a/klagomål/A 7819-2019 FSC-klagomål.docx
+++ b/klagomål/A 7819-2019 FSC-klagomål.docx
@@ -730,7 +730,7 @@
     <w:r>
       <w:tab/>
       <w:tab/>
-      <w:t>2024-02-26</w:t>
+      <w:t>2024-02-27</w:t>
       <w:br/>
       <w:br/>
     </w:r>

--- a/klagomål/A 7819-2019 FSC-klagomål.docx
+++ b/klagomål/A 7819-2019 FSC-klagomål.docx
@@ -730,7 +730,7 @@
     <w:r>
       <w:tab/>
       <w:tab/>
-      <w:t>2024-02-27</w:t>
+      <w:t>2024-02-28</w:t>
       <w:br/>
       <w:br/>
     </w:r>

--- a/klagomål/A 7819-2019 FSC-klagomål.docx
+++ b/klagomål/A 7819-2019 FSC-klagomål.docx
@@ -730,7 +730,7 @@
     <w:r>
       <w:tab/>
       <w:tab/>
-      <w:t>2024-02-28</w:t>
+      <w:t>2024-02-29</w:t>
       <w:br/>
       <w:br/>
     </w:r>

--- a/klagomål/A 7819-2019 FSC-klagomål.docx
+++ b/klagomål/A 7819-2019 FSC-klagomål.docx
@@ -730,7 +730,7 @@
     <w:r>
       <w:tab/>
       <w:tab/>
-      <w:t>2024-02-29</w:t>
+      <w:t>2024-03-01</w:t>
       <w:br/>
       <w:br/>
     </w:r>

--- a/klagomål/A 7819-2019 FSC-klagomål.docx
+++ b/klagomål/A 7819-2019 FSC-klagomål.docx
@@ -730,7 +730,7 @@
     <w:r>
       <w:tab/>
       <w:tab/>
-      <w:t>2024-03-01</w:t>
+      <w:t>2024-03-02</w:t>
       <w:br/>
       <w:br/>
     </w:r>

--- a/klagomål/A 7819-2019 FSC-klagomål.docx
+++ b/klagomål/A 7819-2019 FSC-klagomål.docx
@@ -2,6 +2,162 @@
 <file path=word/document.xml><?xml version="1.0" encoding="utf-8"?>
 <w:document xmlns:wpc="http://schemas.microsoft.com/office/word/2010/wordprocessingCanvas" xmlns:cx="http://schemas.microsoft.com/office/drawing/2014/chartex" xmlns:cx1="http://schemas.microsoft.com/office/drawing/2015/9/8/chartex" xmlns:cx2="http://schemas.microsoft.com/office/drawing/2015/10/21/chartex" xmlns:cx3="http://schemas.microsoft.com/office/drawing/2016/5/9/chartex" xmlns:cx4="http://schemas.microsoft.com/office/drawing/2016/5/10/chartex" xmlns:cx5="http://schemas.microsoft.com/office/drawing/2016/5/11/chartex" xmlns:cx6="http://schemas.microsoft.com/office/drawing/2016/5/12/chartex" xmlns:cx7="http://schemas.microsoft.com/office/drawing/2016/5/13/chartex" xmlns:cx8="http://schemas.microsoft.com/office/drawing/2016/5/14/chartex" xmlns:mc="http://schemas.openxmlformats.org/markup-compatibility/2006" xmlns:aink="http://schemas.microsoft.com/office/drawing/2016/ink" xmlns:am3d="http://schemas.microsoft.com/office/drawing/2017/model3d" xmlns:o="urn:schemas-microsoft-com:office:office" xmlns:oel="http://schemas.microsoft.com/office/2019/extlst" xmlns:r="http://schemas.openxmlformats.org/officeDocument/2006/relationships" xmlns:m="http://schemas.openxmlformats.org/officeDocument/2006/math" xmlns:v="urn:schemas-microsoft-com:vml" xmlns:wp14="http://schemas.microsoft.com/office/word/2010/wordprocessingDrawing" xmlns:wp="http://schemas.openxmlformats.org/drawingml/2006/wordprocessingDrawing" xmlns:w10="urn:schemas-microsoft-com:office:word" xmlns:w="http://schemas.openxmlformats.org/wordprocessingml/2006/main" xmlns:w14="http://schemas.microsoft.com/office/word/2010/wordml" xmlns:w15="http://schemas.microsoft.com/office/word/2012/wordml" xmlns:w16cex="http://schemas.microsoft.com/office/word/2018/wordml/cex" xmlns:w16cid="http://schemas.microsoft.com/office/word/2016/wordml/cid" xmlns:w16="http://schemas.microsoft.com/office/word/2018/wordml" xmlns:w16sdtdh="http://schemas.microsoft.com/office/word/2020/wordml/sdtdatahash" xmlns:w16se="http://schemas.microsoft.com/office/word/2015/wordml/symex" xmlns:wpg="http://schemas.microsoft.com/office/word/2010/wordprocessingGroup" xmlns:wpi="http://schemas.microsoft.com/office/word/2010/wordprocessingInk" xmlns:wne="http://schemas.microsoft.com/office/word/2006/wordml" xmlns:wps="http://schemas.microsoft.com/office/word/2010/wordprocessingShape" mc:Ignorable="w14 w15 w16se w16cid w16 w16cex w16sdtdh wp14">
   <w:body>
+    <w:p>
+      <w:r>
+        <w:rPr>
+          <w:highlight w:val="yellow"/>
+        </w:rPr>
+        <w:t>OBS! Ta bort denna text och instruktionerna nedan innan dokumentet skickas in.</w:t>
+      </w:r>
+    </w:p>
+    <w:p>
+      <w:r>
+        <w:rPr>
+          <w:u w:val="single"/>
+        </w:rPr>
+        <w:t>Saker att tänka på innan du skickar in synpunkter, förfrågningar och klagomål gällande FSC regelverket:</w:t>
+      </w:r>
+    </w:p>
+    <w:p>
+      <w:pPr>
+        <w:pStyle w:val="ListBullet"/>
+      </w:pPr>
+      <w:r>
+        <w:rPr>
+          <w:b/>
+        </w:rPr>
+        <w:t>Mycket viktig att beställa hem</w:t>
+      </w:r>
+      <w:r>
+        <w:rPr>
+          <w:b/>
+          <w:vertAlign w:val="superscript"/>
+        </w:rPr>
+        <w:t>1</w:t>
+      </w:r>
+      <w:r>
+        <w:rPr>
+          <w:b/>
+        </w:rPr>
+        <w:t xml:space="preserve"> och granska avverkningsanmälan från Skogsstyrelsen innan du skickar iväg något.</w:t>
+      </w:r>
+    </w:p>
+    <w:p>
+      <w:pPr>
+        <w:pStyle w:val="ListBullet"/>
+      </w:pPr>
+      <w:r>
+        <w:rPr>
+          <w:b/>
+        </w:rPr>
+        <w:t xml:space="preserve">Den svenska FSC standardens krav (exempelvis indikator 6.4.3) kan endast användas om markägaren är FSC certifierad. </w:t>
+      </w:r>
+      <w:r>
+        <w:t>Du måste därför ta reda på om markägaren är FSC certifierad innan du skickar in ett sådant klagomål</w:t>
+      </w:r>
+      <w:r>
+        <w:rPr>
+          <w:vertAlign w:val="superscript"/>
+        </w:rPr>
+        <w:t>2</w:t>
+      </w:r>
+      <w:r>
+        <w:t>.</w:t>
+      </w:r>
+    </w:p>
+    <w:p>
+      <w:pPr>
+        <w:pStyle w:val="ListBullet"/>
+      </w:pPr>
+      <w:r>
+        <w:rPr>
+          <w:b/>
+        </w:rPr>
+        <w:t>För att skicka klagomål gällande bristfällig hänsyn till rödlistade arter (indikator 6.4.3) måste man först granska om det finns någon hänsyn planerad till arterna i avverkningsanmälan.</w:t>
+      </w:r>
+    </w:p>
+    <w:p>
+      <w:pPr>
+        <w:pStyle w:val="ListBullet"/>
+      </w:pPr>
+      <w:r>
+        <w:t xml:space="preserve">Om du inte har granskat om hänsyn planeras till arterna i avverkningsanmälan kan du möjligen skicka in dokumentet som en synpunkt eller förfrågan. </w:t>
+      </w:r>
+      <w:r>
+        <w:rPr>
+          <w:b/>
+        </w:rPr>
+        <w:t>Om du skickar in som förfrågan kan du till skillnad från en synpunkt förvänta dig ett svar.</w:t>
+      </w:r>
+    </w:p>
+    <w:p>
+      <w:pPr>
+        <w:pStyle w:val="ListBullet"/>
+      </w:pPr>
+      <w:r>
+        <w:t>Klagomål mot FSC skogsbruksstandarden ska i ett första skede framföras till certifikatsinnehavaren, tex ett skogsbolag. Många (främst mindre) skogsägare är medlemmar i gruppcertifikat</w:t>
+      </w:r>
+      <w:r>
+        <w:rPr>
+          <w:vertAlign w:val="superscript"/>
+        </w:rPr>
+        <w:t>3</w:t>
+      </w:r>
+      <w:r>
+        <w:t xml:space="preserve"> och då ska klagomålet framföras till gruppcertifikatet.</w:t>
+      </w:r>
+    </w:p>
+    <w:p>
+      <w:pPr>
+        <w:pStyle w:val="ListBullet"/>
+      </w:pPr>
+      <w:r>
+        <w:t>Om ett ombud (tex Norra skog eller Mellanskog) avverkningsanmäler en skog med naturvärden motsvarande nyckelbiotops kvalité men markägaren inte är FSC certifierad, bör du skicka in ett FSC kontrollerat virke klagomål. Då ska klagomålet skickas till ombudsföretaget.</w:t>
+      </w:r>
+    </w:p>
+    <w:p>
+      <w:pPr>
+        <w:jc w:val="left"/>
+      </w:pPr>
+      <w:r>
+        <w:rPr>
+          <w:vertAlign w:val="superscript"/>
+        </w:rPr>
+        <w:t>1</w:t>
+      </w:r>
+      <w:r>
+        <w:t xml:space="preserve"> Maila till skogsstyrelsen@skogsstyrelsen.se</w:t>
+        <w:br/>
+      </w:r>
+      <w:r>
+        <w:rPr>
+          <w:vertAlign w:val="superscript"/>
+        </w:rPr>
+        <w:t>2</w:t>
+      </w:r>
+      <w:r>
+        <w:t xml:space="preserve"> Hör av dig till FSC kansliet eller isak.lodin@wwf.se om du vill ha hjälp.</w:t>
+        <w:br/>
+      </w:r>
+      <w:r>
+        <w:rPr>
+          <w:vertAlign w:val="superscript"/>
+        </w:rPr>
+        <w:t>3</w:t>
+      </w:r>
+      <w:r>
+        <w:t xml:space="preserve"> https://se.fsc.org/se-sv/hitta/grupper-for-skogsbrukscertifiering</w:t>
+      </w:r>
+    </w:p>
+    <w:p>
+      <w:r>
+        <w:rPr>
+          <w:highlight w:val="yellow"/>
+        </w:rPr>
+        <w:t>OBS! Ta bort denna text och instruktionerna ovan innan dokumentet skickas in.</w:t>
+        <w:br w:type="page"/>
+      </w:r>
+    </w:p>
     <w:p>
       <w:pPr>
         <w:pStyle w:val="Title"/>
@@ -730,7 +886,7 @@
     <w:r>
       <w:tab/>
       <w:tab/>
-      <w:t>2024-03-02</w:t>
+      <w:t>2024-03-03</w:t>
       <w:br/>
       <w:br/>
     </w:r>

--- a/klagomål/A 7819-2019 FSC-klagomål.docx
+++ b/klagomål/A 7819-2019 FSC-klagomål.docx
@@ -886,7 +886,7 @@
     <w:r>
       <w:tab/>
       <w:tab/>
-      <w:t>2024-03-03</w:t>
+      <w:t>2024-03-04</w:t>
       <w:br/>
       <w:br/>
     </w:r>

--- a/klagomål/A 7819-2019 FSC-klagomål.docx
+++ b/klagomål/A 7819-2019 FSC-klagomål.docx
@@ -886,7 +886,7 @@
     <w:r>
       <w:tab/>
       <w:tab/>
-      <w:t>2024-03-04</w:t>
+      <w:t>2024-03-05</w:t>
       <w:br/>
       <w:br/>
     </w:r>

--- a/klagomål/A 7819-2019 FSC-klagomål.docx
+++ b/klagomål/A 7819-2019 FSC-klagomål.docx
@@ -886,7 +886,7 @@
     <w:r>
       <w:tab/>
       <w:tab/>
-      <w:t>2024-03-05</w:t>
+      <w:t>2024-03-06</w:t>
       <w:br/>
       <w:br/>
     </w:r>

--- a/klagomål/A 7819-2019 FSC-klagomål.docx
+++ b/klagomål/A 7819-2019 FSC-klagomål.docx
@@ -886,7 +886,7 @@
     <w:r>
       <w:tab/>
       <w:tab/>
-      <w:t>2024-03-06</w:t>
+      <w:t>2024-03-07</w:t>
       <w:br/>
       <w:br/>
     </w:r>

--- a/klagomål/A 7819-2019 FSC-klagomål.docx
+++ b/klagomål/A 7819-2019 FSC-klagomål.docx
@@ -886,7 +886,7 @@
     <w:r>
       <w:tab/>
       <w:tab/>
-      <w:t>2024-03-07</w:t>
+      <w:t>2024-03-08</w:t>
       <w:br/>
       <w:br/>
     </w:r>

--- a/klagomål/A 7819-2019 FSC-klagomål.docx
+++ b/klagomål/A 7819-2019 FSC-klagomål.docx
@@ -886,7 +886,7 @@
     <w:r>
       <w:tab/>
       <w:tab/>
-      <w:t>2024-03-08</w:t>
+      <w:t>2024-03-09</w:t>
       <w:br/>
       <w:br/>
     </w:r>

--- a/klagomål/A 7819-2019 FSC-klagomål.docx
+++ b/klagomål/A 7819-2019 FSC-klagomål.docx
@@ -886,7 +886,7 @@
     <w:r>
       <w:tab/>
       <w:tab/>
-      <w:t>2024-03-09</w:t>
+      <w:t>2024-03-10</w:t>
       <w:br/>
       <w:br/>
     </w:r>

--- a/klagomål/A 7819-2019 FSC-klagomål.docx
+++ b/klagomål/A 7819-2019 FSC-klagomål.docx
@@ -886,7 +886,7 @@
     <w:r>
       <w:tab/>
       <w:tab/>
-      <w:t>2024-03-10</w:t>
+      <w:t>2024-03-11</w:t>
       <w:br/>
       <w:br/>
     </w:r>

--- a/klagomål/A 7819-2019 FSC-klagomål.docx
+++ b/klagomål/A 7819-2019 FSC-klagomål.docx
@@ -886,7 +886,7 @@
     <w:r>
       <w:tab/>
       <w:tab/>
-      <w:t>2024-03-11</w:t>
+      <w:t>2024-03-12</w:t>
       <w:br/>
       <w:br/>
     </w:r>

--- a/klagomål/A 7819-2019 FSC-klagomål.docx
+++ b/klagomål/A 7819-2019 FSC-klagomål.docx
@@ -886,7 +886,7 @@
     <w:r>
       <w:tab/>
       <w:tab/>
-      <w:t>2024-03-12</w:t>
+      <w:t>2024-03-13</w:t>
       <w:br/>
       <w:br/>
     </w:r>
